--- a/2年前期授業/1-1論理回路/メモ0518.docx
+++ b/2年前期授業/1-1論理回路/メモ0518.docx
@@ -4,6 +4,11 @@
   <w:body>
     <w:p>
       <w:r>
+        <w:t>P58-</w:t>
+      </w:r>
+    </w:p>
+    <w:p>
+      <w:r>
         <w:rPr>
           <w:rFonts w:hint="eastAsia"/>
         </w:rPr>
@@ -696,6 +701,7 @@
         </w:rPr>
       </w:pPr>
       <w:r>
+        <w:lastRenderedPageBreak/>
         <w:tab/>
       </w:r>
       <w:r>
@@ -1235,7 +1241,1596 @@
       </w:r>
     </w:p>
     <w:p/>
+    <w:p>
+      <w:r>
+        <w:t>D</w:t>
+      </w:r>
+      <w:r>
+        <w:rPr>
+          <w:rFonts w:hint="eastAsia"/>
+        </w:rPr>
+        <w:t>フリップフロップ</w:t>
+      </w:r>
+    </w:p>
+    <w:p>
+      <w:r>
+        <w:tab/>
+      </w:r>
+      <w:r>
+        <w:rPr>
+          <w:rFonts w:hint="eastAsia"/>
+        </w:rPr>
+        <w:t>内部回路の大半はこいつ</w:t>
+      </w:r>
+    </w:p>
+    <w:p>
+      <w:r>
+        <w:tab/>
+      </w:r>
+      <w:r>
+        <w:rPr>
+          <w:rFonts w:hint="eastAsia"/>
+        </w:rPr>
+        <w:t>同じようにクロックと</w:t>
+      </w:r>
+      <w:r>
+        <w:t>D</w:t>
+      </w:r>
+      <w:r>
+        <w:rPr>
+          <w:rFonts w:hint="eastAsia"/>
+        </w:rPr>
+        <w:t>がで</w:t>
+      </w:r>
+    </w:p>
+    <w:p>
+      <w:r>
+        <w:tab/>
+      </w:r>
+      <w:r>
+        <w:rPr>
+          <w:rFonts w:hint="eastAsia"/>
+        </w:rPr>
+        <w:t>昨日はクロックが変化するタイミングで</w:t>
+      </w:r>
+      <w:r>
+        <w:t>D</w:t>
+      </w:r>
+      <w:r>
+        <w:rPr>
+          <w:rFonts w:hint="eastAsia"/>
+        </w:rPr>
+        <w:t>の値を取り込みその値を保持する</w:t>
+      </w:r>
+    </w:p>
+    <w:p>
+      <w:r>
+        <w:tab/>
+        <w:t>D</w:t>
+      </w:r>
+      <w:r>
+        <w:rPr>
+          <w:rFonts w:hint="eastAsia"/>
+        </w:rPr>
+        <w:t>が</w:t>
+      </w:r>
+      <w:r>
+        <w:t>0</w:t>
+      </w:r>
+      <w:r>
+        <w:rPr>
+          <w:rFonts w:hint="eastAsia"/>
+        </w:rPr>
+        <w:t>から</w:t>
+      </w:r>
+      <w:r>
+        <w:t>1</w:t>
+      </w:r>
+      <w:r>
+        <w:rPr>
+          <w:rFonts w:hint="eastAsia"/>
+        </w:rPr>
+        <w:t>に変化するときに</w:t>
+      </w:r>
+      <w:r>
+        <w:t>D</w:t>
+      </w:r>
+      <w:r>
+        <w:rPr>
+          <w:rFonts w:hint="eastAsia"/>
+        </w:rPr>
+        <w:t>を出力まで通過させる</w:t>
+      </w:r>
+    </w:p>
+    <w:p>
+      <w:r>
+        <w:tab/>
+      </w:r>
+      <w:r>
+        <w:rPr>
+          <w:rFonts w:hint="eastAsia"/>
+        </w:rPr>
+        <w:t>そうでない時</w:t>
+      </w:r>
+      <w:proofErr w:type="gramStart"/>
+      <w:r>
+        <w:rPr>
+          <w:rFonts w:hint="eastAsia"/>
+        </w:rPr>
+        <w:t>は</w:t>
+      </w:r>
+      <w:proofErr w:type="gramEnd"/>
+      <w:r>
+        <w:t>Q</w:t>
+      </w:r>
+      <w:proofErr w:type="gramStart"/>
+      <w:r>
+        <w:rPr>
+          <w:rFonts w:hint="eastAsia"/>
+        </w:rPr>
+        <w:t>は</w:t>
+      </w:r>
+      <w:proofErr w:type="gramEnd"/>
+      <w:r>
+        <w:rPr>
+          <w:rFonts w:hint="eastAsia"/>
+        </w:rPr>
+        <w:t>直前の値を保持する</w:t>
+      </w:r>
+    </w:p>
+    <w:p>
+      <w:r>
+        <w:t>J</w:t>
+      </w:r>
+      <w:proofErr w:type="gramStart"/>
+      <w:r>
+        <w:rPr>
+          <w:rFonts w:hint="eastAsia"/>
+        </w:rPr>
+        <w:t>っjめんど</w:t>
+      </w:r>
+      <w:proofErr w:type="gramEnd"/>
+      <w:r>
+        <w:rPr>
+          <w:rFonts w:hint="eastAsia"/>
+        </w:rPr>
+        <w:t>くさいので</w:t>
+      </w:r>
+      <w:r>
+        <w:t>Q</w:t>
+      </w:r>
+      <w:r>
+        <w:rPr>
+          <w:rFonts w:hint="eastAsia"/>
+        </w:rPr>
+        <w:t>バーを使わないときは教科書</w:t>
+      </w:r>
+      <w:r>
+        <w:t>C</w:t>
+      </w:r>
+      <w:r>
+        <w:rPr>
+          <w:rFonts w:hint="eastAsia"/>
+        </w:rPr>
+        <w:t>の感</w:t>
+      </w:r>
+      <w:proofErr w:type="gramStart"/>
+      <w:r>
+        <w:rPr>
+          <w:rFonts w:hint="eastAsia"/>
+        </w:rPr>
+        <w:t>r</w:t>
+      </w:r>
+      <w:proofErr w:type="gramEnd"/>
+      <w:r>
+        <w:rPr>
+          <w:rFonts w:hint="eastAsia"/>
+        </w:rPr>
+        <w:t>かy区記号をつかう</w:t>
+      </w:r>
+    </w:p>
+    <w:p>
+      <w:r>
+        <w:t>D</w:t>
+      </w:r>
+      <w:r>
+        <w:rPr>
+          <w:rFonts w:hint="eastAsia"/>
+        </w:rPr>
+        <w:t>ラッチを二段使う</w:t>
+      </w:r>
+    </w:p>
+    <w:p>
+      <w:r>
+        <w:rPr>
+          <w:rFonts w:hint="eastAsia"/>
+        </w:rPr>
+        <w:t>クロックは</w:t>
+      </w:r>
+      <w:proofErr w:type="gramStart"/>
+      <w:r>
+        <w:rPr>
+          <w:rFonts w:hint="eastAsia"/>
+        </w:rPr>
+        <w:t>はんん</w:t>
+      </w:r>
+      <w:proofErr w:type="gramEnd"/>
+      <w:r>
+        <w:rPr>
+          <w:rFonts w:hint="eastAsia"/>
+        </w:rPr>
+        <w:t>点させる</w:t>
+      </w:r>
+    </w:p>
+    <w:p>
+      <w:r>
+        <w:rPr>
+          <w:rFonts w:hint="eastAsia"/>
+        </w:rPr>
+        <w:t>クロックが</w:t>
+      </w:r>
+      <w:r>
+        <w:t>0</w:t>
+      </w:r>
+      <w:r>
+        <w:rPr>
+          <w:rFonts w:hint="eastAsia"/>
+        </w:rPr>
+        <w:t>の時こっちは</w:t>
+      </w:r>
+      <w:r>
+        <w:t>0</w:t>
+      </w:r>
+      <w:r>
+        <w:rPr>
+          <w:rFonts w:hint="eastAsia"/>
+        </w:rPr>
+        <w:t>になる</w:t>
+      </w:r>
+    </w:p>
+    <w:p>
+      <w:r>
+        <w:t>D</w:t>
+      </w:r>
+      <w:r>
+        <w:rPr>
+          <w:rFonts w:hint="eastAsia"/>
+        </w:rPr>
+        <w:t>ラッチは中間までデータを通過させる</w:t>
+      </w:r>
+    </w:p>
+    <w:p>
+      <w:r>
+        <w:rPr>
+          <w:rFonts w:hint="eastAsia"/>
+        </w:rPr>
+        <w:t>さらに一に変わると反対側まで到達</w:t>
+      </w:r>
+    </w:p>
+    <w:p>
+      <w:r>
+        <w:t>CLK=</w:t>
+      </w:r>
+    </w:p>
+    <w:p>
+      <w:r>
+        <w:lastRenderedPageBreak/>
+        <w:t>0</w:t>
+      </w:r>
+      <w:r>
+        <w:rPr>
+          <w:rFonts w:hint="eastAsia"/>
+        </w:rPr>
+        <w:t>の時</w:t>
+      </w:r>
+      <w:r>
+        <w:t>L1</w:t>
+      </w:r>
+      <w:proofErr w:type="gramStart"/>
+      <w:r>
+        <w:rPr>
+          <w:rFonts w:hint="eastAsia"/>
+        </w:rPr>
+        <w:t>は</w:t>
+      </w:r>
+      <w:proofErr w:type="gramEnd"/>
+      <w:r>
+        <w:rPr>
+          <w:rFonts w:hint="eastAsia"/>
+        </w:rPr>
+        <w:t>通過</w:t>
+      </w:r>
+      <w:r>
+        <w:t>L2</w:t>
+      </w:r>
+      <w:proofErr w:type="gramStart"/>
+      <w:r>
+        <w:rPr>
+          <w:rFonts w:hint="eastAsia"/>
+        </w:rPr>
+        <w:t>は</w:t>
+      </w:r>
+      <w:proofErr w:type="gramEnd"/>
+      <w:r>
+        <w:rPr>
+          <w:rFonts w:hint="eastAsia"/>
+        </w:rPr>
+        <w:t>保持</w:t>
+      </w:r>
+    </w:p>
+    <w:p>
+      <w:r>
+        <w:t>CLK=1</w:t>
+      </w:r>
+      <w:r>
+        <w:rPr>
+          <w:rFonts w:hint="eastAsia"/>
+        </w:rPr>
+        <w:t>の</w:t>
+      </w:r>
+      <w:proofErr w:type="gramStart"/>
+      <w:r>
+        <w:rPr>
+          <w:rFonts w:hint="eastAsia"/>
+        </w:rPr>
+        <w:t>tき</w:t>
+      </w:r>
+      <w:proofErr w:type="gramEnd"/>
+      <w:r>
+        <w:br/>
+        <w:t>L2</w:t>
+      </w:r>
+      <w:r>
+        <w:rPr>
+          <w:rFonts w:hint="eastAsia"/>
+        </w:rPr>
+        <w:t>を投下、</w:t>
+      </w:r>
+      <w:r>
+        <w:t>L1</w:t>
+      </w:r>
+      <w:r>
+        <w:rPr>
+          <w:rFonts w:hint="eastAsia"/>
+        </w:rPr>
+        <w:t>は保持</w:t>
+      </w:r>
+    </w:p>
+    <w:p>
+      <w:r>
+        <w:rPr>
+          <w:rFonts w:hint="eastAsia"/>
+        </w:rPr>
+        <w:t>クロックが</w:t>
+      </w:r>
+      <w:r>
+        <w:t>0</w:t>
+      </w:r>
+      <w:r>
+        <w:rPr>
+          <w:rFonts w:hint="eastAsia"/>
+        </w:rPr>
+        <w:t>の時は月</w:t>
+      </w:r>
+      <w:proofErr w:type="gramStart"/>
+      <w:r>
+        <w:rPr>
+          <w:rFonts w:hint="eastAsia"/>
+        </w:rPr>
+        <w:t>うねkて</w:t>
+      </w:r>
+      <w:proofErr w:type="gramEnd"/>
+      <w:r>
+        <w:rPr>
+          <w:rFonts w:hint="eastAsia"/>
+        </w:rPr>
+        <w:t>もう片方が保持</w:t>
+      </w:r>
+    </w:p>
+    <w:p>
+      <w:pPr>
+        <w:rPr>
+          <w:rFonts w:hint="eastAsia"/>
+        </w:rPr>
+      </w:pPr>
+      <w:r>
+        <w:rPr>
+          <w:rFonts w:hint="eastAsia"/>
+        </w:rPr>
+        <w:t>切り替わる時はクロックが</w:t>
+      </w:r>
+      <w:r>
+        <w:t>0</w:t>
+      </w:r>
+      <w:r>
+        <w:rPr>
+          <w:rFonts w:hint="eastAsia"/>
+        </w:rPr>
+        <w:t>から一に変わると</w:t>
+      </w:r>
+    </w:p>
     <w:p/>
+    <w:p>
+      <w:r>
+        <w:rPr>
+          <w:rFonts w:hint="eastAsia"/>
+        </w:rPr>
+        <w:t>Dラッチと</w:t>
+      </w:r>
+      <w:r>
+        <w:t>D</w:t>
+      </w:r>
+      <w:r>
+        <w:rPr>
+          <w:rFonts w:hint="eastAsia"/>
+        </w:rPr>
+        <w:t>フリップフロップのちが</w:t>
+      </w:r>
+    </w:p>
+    <w:p>
+      <w:r>
+        <w:tab/>
+      </w:r>
+      <w:r>
+        <w:rPr>
+          <w:rFonts w:hint="eastAsia"/>
+        </w:rPr>
+        <w:t>クロックが</w:t>
+      </w:r>
+      <w:r>
+        <w:t>1</w:t>
+      </w:r>
+      <w:r>
+        <w:rPr>
+          <w:rFonts w:hint="eastAsia"/>
+        </w:rPr>
+        <w:t>の間は値が保持される</w:t>
+      </w:r>
+    </w:p>
+    <w:p>
+      <w:r>
+        <w:tab/>
+        <w:t>0</w:t>
+      </w:r>
+      <w:r>
+        <w:rPr>
+          <w:rFonts w:hint="eastAsia"/>
+        </w:rPr>
+        <w:t>になっているところは直前の値が保持される</w:t>
+      </w:r>
+    </w:p>
+    <w:p>
+      <w:r>
+        <w:tab/>
+        <w:t>0</w:t>
+      </w:r>
+      <w:r>
+        <w:rPr>
+          <w:rFonts w:hint="eastAsia"/>
+        </w:rPr>
+        <w:t>に</w:t>
+      </w:r>
+      <w:proofErr w:type="gramStart"/>
+      <w:r>
+        <w:rPr>
+          <w:rFonts w:hint="eastAsia"/>
+        </w:rPr>
+        <w:t>なってる</w:t>
+      </w:r>
+      <w:proofErr w:type="gramEnd"/>
+      <w:r>
+        <w:rPr>
+          <w:rFonts w:hint="eastAsia"/>
+        </w:rPr>
+        <w:t>時に変化しても値は関係ない</w:t>
+      </w:r>
+    </w:p>
+    <w:p>
+      <w:r>
+        <w:tab/>
+      </w:r>
+      <w:proofErr w:type="spellStart"/>
+      <w:r>
+        <w:t>Dhuroppu</w:t>
+      </w:r>
+      <w:proofErr w:type="spellEnd"/>
+    </w:p>
+    <w:p>
+      <w:r>
+        <w:tab/>
+      </w:r>
+      <w:r>
+        <w:rPr>
+          <w:rFonts w:hint="eastAsia"/>
+        </w:rPr>
+        <w:t>立ち上がった時に</w:t>
+      </w:r>
+      <w:r>
+        <w:t>0</w:t>
+      </w:r>
+      <w:r>
+        <w:rPr>
+          <w:rFonts w:hint="eastAsia"/>
+        </w:rPr>
+        <w:t>なら</w:t>
+      </w:r>
+      <w:r>
+        <w:t>…</w:t>
+      </w:r>
+    </w:p>
+    <w:p>
+      <w:r>
+        <w:tab/>
+      </w:r>
+      <w:r>
+        <w:rPr>
+          <w:rFonts w:hint="eastAsia"/>
+        </w:rPr>
+        <w:t>途中の変化は関係ない</w:t>
+      </w:r>
+    </w:p>
+    <w:p>
+      <w:r>
+        <w:tab/>
+      </w:r>
+      <w:r>
+        <w:rPr>
+          <w:rFonts w:hint="eastAsia"/>
+        </w:rPr>
+        <w:t>切り替わるタイミングだけ</w:t>
+      </w:r>
+    </w:p>
+    <w:p>
+      <w:r>
+        <w:tab/>
+      </w:r>
+    </w:p>
+    <w:p/>
+    <w:p>
+      <w:r>
+        <w:rPr>
+          <w:rFonts w:hint="eastAsia"/>
+        </w:rPr>
+        <w:t>イネーブルつきフリップフロップ</w:t>
+      </w:r>
+    </w:p>
+    <w:p>
+      <w:r>
+        <w:t>3</w:t>
+      </w:r>
+      <w:r>
+        <w:rPr>
+          <w:rFonts w:hint="eastAsia"/>
+        </w:rPr>
+        <w:t>つの入力</w:t>
+      </w:r>
+      <w:r>
+        <w:t xml:space="preserve"> CLK,D,EN</w:t>
+      </w:r>
+    </w:p>
+    <w:p>
+      <w:r>
+        <w:tab/>
+        <w:t>EN:</w:t>
+      </w:r>
+      <w:r>
+        <w:rPr>
+          <w:rFonts w:hint="eastAsia"/>
+        </w:rPr>
+        <w:t>データを保持するかどうかを制御</w:t>
+      </w:r>
+    </w:p>
+    <w:p>
+      <w:r>
+        <w:rPr>
+          <w:rFonts w:hint="eastAsia"/>
+        </w:rPr>
+        <w:t>リセットつきフリップフロップ</w:t>
+      </w:r>
+    </w:p>
+    <w:p>
+      <w:r>
+        <w:tab/>
+        <w:t>Reset</w:t>
+      </w:r>
+      <w:r>
+        <w:rPr>
+          <w:rFonts w:hint="eastAsia"/>
+        </w:rPr>
+        <w:t>が</w:t>
+      </w:r>
+      <w:r>
+        <w:t>1</w:t>
+      </w:r>
+      <w:r>
+        <w:rPr>
+          <w:rFonts w:hint="eastAsia"/>
+        </w:rPr>
+        <w:t>だと強制的に</w:t>
+      </w:r>
+      <w:r>
+        <w:t>0</w:t>
+      </w:r>
+      <w:r>
+        <w:rPr>
+          <w:rFonts w:hint="eastAsia"/>
+        </w:rPr>
+        <w:t>にする</w:t>
+      </w:r>
+    </w:p>
+    <w:p/>
+    <w:p>
+      <w:pPr>
+        <w:rPr>
+          <w:rFonts w:hint="eastAsia"/>
+        </w:rPr>
+      </w:pPr>
+      <w:r>
+        <w:rPr>
+          <w:rFonts w:hint="eastAsia"/>
+        </w:rPr>
+        <w:t>ここまでがラッチとかフリップフロップの話</w:t>
+      </w:r>
+    </w:p>
+    <w:p>
+      <w:pPr>
+        <w:rPr>
+          <w:rFonts w:hint="eastAsia"/>
+        </w:rPr>
+      </w:pPr>
+      <w:r>
+        <w:rPr>
+          <w:rFonts w:hint="eastAsia"/>
+        </w:rPr>
+        <w:t>教科書だと</w:t>
+      </w:r>
+      <w:r>
+        <w:t>3-2-6</w:t>
+      </w:r>
+      <w:r>
+        <w:rPr>
+          <w:rFonts w:hint="eastAsia"/>
+        </w:rPr>
+        <w:t>のあたり</w:t>
+      </w:r>
+    </w:p>
+    <w:p>
+      <w:r>
+        <w:rPr>
+          <w:rFonts w:hint="eastAsia"/>
+        </w:rPr>
+        <w:lastRenderedPageBreak/>
+        <w:t>ぇーどこまで行けるかわからないけど続きをやっていきましょう</w:t>
+      </w:r>
+    </w:p>
+    <w:p>
+      <w:r>
+        <w:rPr>
+          <w:rFonts w:hint="eastAsia"/>
+        </w:rPr>
+        <w:t>教科書では</w:t>
+      </w:r>
+      <w:r>
+        <w:t>3-3</w:t>
+      </w:r>
+      <w:r>
+        <w:rPr>
+          <w:rFonts w:hint="eastAsia"/>
+        </w:rPr>
+        <w:t>のところ</w:t>
+      </w:r>
+    </w:p>
+    <w:p>
+      <w:r>
+        <w:rPr>
+          <w:rFonts w:hint="eastAsia"/>
+        </w:rPr>
+        <w:t>同期しき論理回路</w:t>
+      </w:r>
+    </w:p>
+    <w:p>
+      <w:r>
+        <w:rPr>
+          <w:rFonts w:hint="eastAsia"/>
+        </w:rPr>
+        <w:t>論理回路のうち組み合わせ論理回路ではないものは全て順序かり</w:t>
+      </w:r>
+      <w:proofErr w:type="gramStart"/>
+      <w:r>
+        <w:rPr>
+          <w:rFonts w:hint="eastAsia"/>
+        </w:rPr>
+        <w:t>お</w:t>
+      </w:r>
+      <w:proofErr w:type="gramEnd"/>
+    </w:p>
+    <w:p>
+      <w:r>
+        <w:rPr>
+          <w:rFonts w:hint="eastAsia"/>
+        </w:rPr>
+        <w:t>さっきは2つ繋いで</w:t>
+      </w:r>
+      <w:proofErr w:type="gramStart"/>
+      <w:r>
+        <w:rPr>
+          <w:rFonts w:hint="eastAsia"/>
+        </w:rPr>
+        <w:t>描いてたけど</w:t>
+      </w:r>
+      <w:proofErr w:type="gramEnd"/>
+      <w:r>
+        <w:t>3</w:t>
+      </w:r>
+      <w:proofErr w:type="gramStart"/>
+      <w:r>
+        <w:rPr>
+          <w:rFonts w:hint="eastAsia"/>
+        </w:rPr>
+        <w:t>っつ</w:t>
+      </w:r>
+      <w:proofErr w:type="gramEnd"/>
+      <w:r>
+        <w:rPr>
+          <w:rFonts w:hint="eastAsia"/>
+        </w:rPr>
+        <w:t>繋いだらどうなる</w:t>
+      </w:r>
+    </w:p>
+    <w:p>
+      <w:r>
+        <w:t>3</w:t>
+      </w:r>
+      <w:r>
+        <w:rPr>
+          <w:rFonts w:hint="eastAsia"/>
+        </w:rPr>
+        <w:t>つ繋ぐと安定</w:t>
+      </w:r>
+      <w:proofErr w:type="gramStart"/>
+      <w:r>
+        <w:rPr>
+          <w:rFonts w:hint="eastAsia"/>
+        </w:rPr>
+        <w:t>s</w:t>
+      </w:r>
+      <w:proofErr w:type="gramEnd"/>
+      <w:r>
+        <w:rPr>
+          <w:rFonts w:hint="eastAsia"/>
+        </w:rPr>
+        <w:t>ない</w:t>
+      </w:r>
+    </w:p>
+    <w:p>
+      <w:r>
+        <w:t>X</w:t>
+      </w:r>
+      <w:r>
+        <w:rPr>
+          <w:rFonts w:hint="eastAsia"/>
+        </w:rPr>
+        <w:t>が</w:t>
+      </w:r>
+      <w:r>
+        <w:t>1</w:t>
+      </w:r>
+      <w:r>
+        <w:rPr>
+          <w:rFonts w:hint="eastAsia"/>
+        </w:rPr>
+        <w:t>になるとちょっと遅れて</w:t>
+      </w:r>
+      <w:r>
+        <w:t>Y</w:t>
+      </w:r>
+      <w:r>
+        <w:rPr>
+          <w:rFonts w:hint="eastAsia"/>
+        </w:rPr>
+        <w:t>が下がる</w:t>
+      </w:r>
+      <w:r>
+        <w:t>Z</w:t>
+      </w:r>
+      <w:r>
+        <w:rPr>
+          <w:rFonts w:hint="eastAsia"/>
+        </w:rPr>
+        <w:t>は上がる</w:t>
+      </w:r>
+    </w:p>
+    <w:p>
+      <w:pPr>
+        <w:rPr>
+          <w:rFonts w:hint="eastAsia"/>
+        </w:rPr>
+      </w:pPr>
+      <w:r>
+        <w:t>Z</w:t>
+      </w:r>
+      <w:r>
+        <w:rPr>
+          <w:rFonts w:hint="eastAsia"/>
+        </w:rPr>
+        <w:t>が上がるとXは下がる遅延が</w:t>
+      </w:r>
+      <w:r>
+        <w:t>3</w:t>
+      </w:r>
+      <w:r>
+        <w:rPr>
+          <w:rFonts w:hint="eastAsia"/>
+        </w:rPr>
+        <w:t>段分入って上がったり下がったりを繰り返す</w:t>
+      </w:r>
+    </w:p>
+    <w:p>
+      <w:r>
+        <w:rPr>
+          <w:rFonts w:hint="eastAsia"/>
+        </w:rPr>
+        <w:t>不安定な動作、発振する</w:t>
+      </w:r>
+    </w:p>
+    <w:p>
+      <w:pPr>
+        <w:rPr>
+          <w:rFonts w:hint="eastAsia"/>
+        </w:rPr>
+      </w:pPr>
+      <w:r>
+        <w:rPr>
+          <w:rFonts w:hint="eastAsia"/>
+        </w:rPr>
+        <w:t>音を出すとかならいいけど実際に計算機としては使えない</w:t>
+      </w:r>
+    </w:p>
+    <w:p/>
+    <w:p>
+      <w:r>
+        <w:rPr>
+          <w:rFonts w:hint="eastAsia"/>
+        </w:rPr>
+        <w:t>だから何でもかんでもじゃなくて同期式の論理回路を考えよう</w:t>
+      </w:r>
+    </w:p>
+    <w:p>
+      <w:r>
+        <w:rPr>
+          <w:rFonts w:hint="eastAsia"/>
+        </w:rPr>
+        <w:t>レジスタを挿入することで巡回経路を切断する</w:t>
+      </w:r>
+    </w:p>
+    <w:p>
+      <w:r>
+        <w:rPr>
+          <w:rFonts w:hint="eastAsia"/>
+        </w:rPr>
+        <w:t>システムの状態をレジスタに保存する</w:t>
+      </w:r>
+    </w:p>
+    <w:p>
+      <w:r>
+        <w:rPr>
+          <w:rFonts w:hint="eastAsia"/>
+        </w:rPr>
+        <w:t>クロックの立ち上がりエッジで状態を更新する</w:t>
+      </w:r>
+    </w:p>
+    <w:p>
+      <w:r>
+        <w:rPr>
+          <w:rFonts w:hint="eastAsia"/>
+        </w:rPr>
+        <w:t xml:space="preserve">　クロックに同期する</w:t>
+      </w:r>
+    </w:p>
+    <w:p/>
+    <w:p>
+      <w:r>
+        <w:rPr>
+          <w:rFonts w:hint="eastAsia"/>
+        </w:rPr>
+        <w:t>こうすると設計がすごく楽になん</w:t>
+      </w:r>
+      <w:proofErr w:type="gramStart"/>
+      <w:r>
+        <w:rPr>
+          <w:rFonts w:hint="eastAsia"/>
+        </w:rPr>
+        <w:t>る</w:t>
+      </w:r>
+      <w:proofErr w:type="gramEnd"/>
+    </w:p>
+    <w:p>
+      <w:r>
+        <w:rPr>
+          <w:rFonts w:hint="eastAsia"/>
+        </w:rPr>
+        <w:t>立ち上がるタイミングでどうなるか考えればいい</w:t>
+      </w:r>
+    </w:p>
+    <w:p/>
+    <w:p>
+      <w:r>
+        <w:rPr>
+          <w:rFonts w:hint="eastAsia"/>
+        </w:rPr>
+        <w:t>同期しき順序回路設計の規則</w:t>
+      </w:r>
+    </w:p>
+    <w:p>
+      <w:r>
+        <w:rPr>
+          <w:rFonts w:hint="eastAsia"/>
+        </w:rPr>
+        <w:t>・レジスタと組み合わせ論理回路を要素として構成する</w:t>
+      </w:r>
+    </w:p>
+    <w:p>
+      <w:r>
+        <w:rPr>
+          <w:rFonts w:hint="eastAsia"/>
+        </w:rPr>
+        <w:t>・すくなくとも一つはレジスタがある</w:t>
+      </w:r>
+    </w:p>
+    <w:p>
+      <w:r>
+        <w:rPr>
+          <w:rFonts w:hint="eastAsia"/>
+        </w:rPr>
+        <w:t>・全てのレジスタに同じクロックを接続する</w:t>
+      </w:r>
+    </w:p>
+    <w:p>
+      <w:r>
+        <w:rPr>
+          <w:rFonts w:hint="eastAsia"/>
+        </w:rPr>
+        <w:lastRenderedPageBreak/>
+        <w:t>・巡回経路は少なくとも</w:t>
+      </w:r>
+      <w:r>
+        <w:t>1</w:t>
+      </w:r>
+      <w:r>
+        <w:rPr>
+          <w:rFonts w:hint="eastAsia"/>
+        </w:rPr>
+        <w:t>つのレジスタを含む</w:t>
+      </w:r>
+    </w:p>
+    <w:p>
+      <w:r>
+        <w:tab/>
+      </w:r>
+      <w:r>
+        <w:rPr>
+          <w:rFonts w:hint="eastAsia"/>
+        </w:rPr>
+        <w:t>そこでクロックに同期させる</w:t>
+      </w:r>
+    </w:p>
+    <w:p>
+      <w:r>
+        <w:t>P64</w:t>
+      </w:r>
+      <w:r>
+        <w:rPr>
+          <w:rFonts w:hint="eastAsia"/>
+        </w:rPr>
+        <w:t>の右側</w:t>
+      </w:r>
+    </w:p>
+    <w:p>
+      <w:r>
+        <w:rPr>
+          <w:rFonts w:hint="eastAsia"/>
+        </w:rPr>
+        <w:t>上記を守っていくと</w:t>
+      </w:r>
+    </w:p>
+    <w:p>
+      <w:r>
+        <w:rPr>
+          <w:rFonts w:hint="eastAsia"/>
+        </w:rPr>
+        <w:t>レジスタの数だけで決まるレジすがた</w:t>
+      </w:r>
+      <w:r>
+        <w:t>1bit</w:t>
+      </w:r>
+      <w:r>
+        <w:rPr>
+          <w:rFonts w:hint="eastAsia"/>
+        </w:rPr>
+        <w:t>の値だとしてレジスタが</w:t>
+      </w:r>
+      <w:r>
+        <w:t>2</w:t>
+      </w:r>
+      <w:r>
+        <w:rPr>
+          <w:rFonts w:hint="eastAsia"/>
+        </w:rPr>
+        <w:t>個ならは</w:t>
+      </w:r>
+    </w:p>
+    <w:p>
+      <w:r>
+        <w:t>4</w:t>
+      </w:r>
+      <w:r>
+        <w:rPr>
+          <w:rFonts w:hint="eastAsia"/>
+        </w:rPr>
+        <w:t>通りなどなど</w:t>
+      </w:r>
+    </w:p>
+    <w:p>
+      <w:proofErr w:type="gramStart"/>
+      <w:r>
+        <w:rPr>
+          <w:rFonts w:hint="eastAsia"/>
+        </w:rPr>
+        <w:t>じょ</w:t>
+      </w:r>
+      <w:proofErr w:type="gramEnd"/>
+      <w:r>
+        <w:rPr>
+          <w:rFonts w:hint="eastAsia"/>
+        </w:rPr>
+        <w:t>うたいの数は有限になる</w:t>
+      </w:r>
+    </w:p>
+    <w:p>
+      <w:r>
+        <w:rPr>
+          <w:rFonts w:hint="eastAsia"/>
+        </w:rPr>
+        <w:t>状態の数＝レジスタの数</w:t>
+      </w:r>
+    </w:p>
+    <w:p/>
+    <w:p>
+      <w:r>
+        <w:rPr>
+          <w:rFonts w:hint="eastAsia"/>
+        </w:rPr>
+        <w:t>上記のことを有限状態機械という</w:t>
+      </w:r>
+    </w:p>
+    <w:p>
+      <w:r>
+        <w:rPr>
+          <w:rFonts w:hint="eastAsia"/>
+        </w:rPr>
+        <w:t>有限状態機械</w:t>
+      </w:r>
+      <w:r>
+        <w:t>(FSM)</w:t>
+      </w:r>
+    </w:p>
+    <w:p>
+      <w:r>
+        <w:rPr>
+          <w:rFonts w:hint="eastAsia"/>
+        </w:rPr>
+        <w:t>・</w:t>
+      </w:r>
+      <w:r>
+        <w:rPr>
+          <w:rFonts w:hint="eastAsia"/>
+        </w:rPr>
+        <w:t>状態レジスタ</w:t>
+      </w:r>
+    </w:p>
+    <w:p>
+      <w:r>
+        <w:tab/>
+      </w:r>
+      <w:r>
+        <w:rPr>
+          <w:rFonts w:hint="eastAsia"/>
+        </w:rPr>
+        <w:t>現在の状態を保持する</w:t>
+      </w:r>
+    </w:p>
+    <w:p>
+      <w:pPr>
+        <w:rPr>
+          <w:rFonts w:hint="eastAsia"/>
+        </w:rPr>
+      </w:pPr>
+      <w:r>
+        <w:tab/>
+      </w:r>
+      <w:r>
+        <w:rPr>
+          <w:rFonts w:hint="eastAsia"/>
+        </w:rPr>
+        <w:t>クロックのエッジで次の状態を取り込む</w:t>
+      </w:r>
+    </w:p>
+    <w:p>
+      <w:r>
+        <w:rPr>
+          <w:rFonts w:hint="eastAsia"/>
+        </w:rPr>
+        <w:t>・</w:t>
+      </w:r>
+      <w:proofErr w:type="gramStart"/>
+      <w:r>
+        <w:rPr>
+          <w:rFonts w:hint="eastAsia"/>
+        </w:rPr>
+        <w:t>組合わせ</w:t>
+      </w:r>
+      <w:proofErr w:type="gramEnd"/>
+      <w:r>
+        <w:rPr>
+          <w:rFonts w:hint="eastAsia"/>
+        </w:rPr>
+        <w:t>論理回路</w:t>
+      </w:r>
+    </w:p>
+    <w:p>
+      <w:r>
+        <w:tab/>
+      </w:r>
+      <w:r>
+        <w:rPr>
+          <w:rFonts w:hint="eastAsia"/>
+        </w:rPr>
+        <w:t>次の状態を決める（計算する）</w:t>
+      </w:r>
+    </w:p>
+    <w:p>
+      <w:r>
+        <w:tab/>
+      </w:r>
+      <w:r>
+        <w:rPr>
+          <w:rFonts w:hint="eastAsia"/>
+        </w:rPr>
+        <w:t>出力を決める（計算する）</w:t>
+      </w:r>
+    </w:p>
+    <w:p>
+      <w:r>
+        <w:rPr>
+          <w:rFonts w:hint="eastAsia"/>
+        </w:rPr>
+        <w:t>上記２つの組み合わせで回路全体の動作を決める</w:t>
+      </w:r>
+    </w:p>
+    <w:p/>
+    <w:p>
+      <w:r>
+        <w:t>3.4</w:t>
+      </w:r>
+      <w:r>
+        <w:rPr>
+          <w:rFonts w:hint="eastAsia"/>
+        </w:rPr>
+        <w:t>有限状態機械</w:t>
+      </w:r>
+      <w:r>
+        <w:t>FSM</w:t>
+      </w:r>
+    </w:p>
+    <w:p>
+      <w:r>
+        <w:rPr>
+          <w:rFonts w:hint="eastAsia"/>
+        </w:rPr>
+        <w:t>次の状態は現在の状態と入力によって決まる</w:t>
+      </w:r>
+    </w:p>
+    <w:p>
+      <w:r>
+        <w:rPr>
+          <w:rFonts w:hint="eastAsia"/>
+        </w:rPr>
+        <w:t>出力の決め方で下記の二つの手法がある</w:t>
+      </w:r>
+    </w:p>
+    <w:p>
+      <w:r>
+        <w:rPr>
+          <w:rFonts w:hint="eastAsia"/>
+        </w:rPr>
+        <w:t>・ムーア型</w:t>
+      </w:r>
+    </w:p>
+    <w:p>
+      <w:pPr>
+        <w:rPr>
+          <w:rFonts w:hint="eastAsia"/>
+        </w:rPr>
+      </w:pPr>
+      <w:r>
+        <w:tab/>
+      </w:r>
+      <w:r>
+        <w:rPr>
+          <w:rFonts w:hint="eastAsia"/>
+        </w:rPr>
+        <w:t xml:space="preserve">　　現在の状態だけで出力が決まる</w:t>
+      </w:r>
+    </w:p>
+    <w:p>
+      <w:r>
+        <w:rPr>
+          <w:rFonts w:hint="eastAsia"/>
+        </w:rPr>
+        <w:lastRenderedPageBreak/>
+        <w:t>・ミーリー型</w:t>
+      </w:r>
+    </w:p>
+    <w:p>
+      <w:r>
+        <w:tab/>
+      </w:r>
+      <w:r>
+        <w:rPr>
+          <w:rFonts w:hint="eastAsia"/>
+        </w:rPr>
+        <w:t>現在の状態と入力で出力が決まる</w:t>
+      </w:r>
+    </w:p>
+    <w:p/>
+    <w:p>
+      <w:r>
+        <w:rPr>
+          <w:rFonts w:hint="eastAsia"/>
+        </w:rPr>
+        <w:t>この回路はムーアが</w:t>
+      </w:r>
+      <w:proofErr w:type="gramStart"/>
+      <w:r>
+        <w:rPr>
+          <w:rFonts w:hint="eastAsia"/>
+        </w:rPr>
+        <w:t>ですか</w:t>
+      </w:r>
+      <w:proofErr w:type="gramEnd"/>
+      <w:r>
+        <w:rPr>
+          <w:rFonts w:hint="eastAsia"/>
+        </w:rPr>
+        <w:t>？ミーリー型ですか？</w:t>
+      </w:r>
+    </w:p>
+    <w:p>
+      <w:r>
+        <w:tab/>
+      </w:r>
+      <w:r>
+        <w:rPr>
+          <w:rFonts w:hint="eastAsia"/>
+        </w:rPr>
+        <w:t>出力に入力から</w:t>
+      </w:r>
+      <w:proofErr w:type="gramStart"/>
+      <w:r>
+        <w:rPr>
+          <w:rFonts w:hint="eastAsia"/>
+        </w:rPr>
+        <w:t>来てる</w:t>
+      </w:r>
+      <w:proofErr w:type="gramEnd"/>
+      <w:r>
+        <w:rPr>
+          <w:rFonts w:hint="eastAsia"/>
+        </w:rPr>
+        <w:t>パスがあるかどうかで判断</w:t>
+      </w:r>
+    </w:p>
+    <w:p/>
+    <w:p>
+      <w:r>
+        <w:rPr>
+          <w:rFonts w:hint="eastAsia"/>
+        </w:rPr>
+        <w:t>例</w:t>
+      </w:r>
+      <w:r>
+        <w:t>)</w:t>
+      </w:r>
+      <w:r>
+        <w:rPr>
+          <w:rFonts w:hint="eastAsia"/>
+        </w:rPr>
+        <w:t>信号機の制御</w:t>
+      </w:r>
+    </w:p>
+    <w:p>
+      <w:r>
+        <w:rPr>
+          <w:rFonts w:hint="eastAsia"/>
+        </w:rPr>
+        <w:t>・交通量せんさ</w:t>
+      </w:r>
+      <w:r>
+        <w:t>:</w:t>
+      </w:r>
+      <w:proofErr w:type="spellStart"/>
+      <w:r>
+        <w:t>Ta,Tb</w:t>
+      </w:r>
+      <w:proofErr w:type="spellEnd"/>
+      <w:r>
+        <w:t>(</w:t>
+      </w:r>
+      <w:r>
+        <w:rPr>
+          <w:rFonts w:hint="eastAsia"/>
+        </w:rPr>
+        <w:t>交通量があるときに真になる</w:t>
+      </w:r>
+      <w:r>
+        <w:t>)</w:t>
+      </w:r>
+    </w:p>
+    <w:p>
+      <w:r>
+        <w:rPr>
+          <w:rFonts w:hint="eastAsia"/>
+        </w:rPr>
+        <w:t>・信号機</w:t>
+      </w:r>
+      <w:r>
+        <w:t>:</w:t>
+      </w:r>
+      <w:proofErr w:type="spellStart"/>
+      <w:r>
+        <w:t>La,Lb</w:t>
+      </w:r>
+      <w:proofErr w:type="spellEnd"/>
+    </w:p>
+    <w:p>
+      <w:r>
+        <w:drawing>
+          <wp:inline distT="0" distB="0" distL="0" distR="0" wp14:anchorId="5D3C3D53" wp14:editId="311B9E67">
+            <wp:extent cx="1676400" cy="897542"/>
+            <wp:effectExtent l="0" t="0" r="0" b="4445"/>
+            <wp:docPr id="1515788054" name="図 1"/>
+            <wp:cNvGraphicFramePr>
+              <a:graphicFrameLocks xmlns:a="http://schemas.openxmlformats.org/drawingml/2006/main" noChangeAspect="1"/>
+            </wp:cNvGraphicFramePr>
+            <a:graphic xmlns:a="http://schemas.openxmlformats.org/drawingml/2006/main">
+              <a:graphicData uri="http://schemas.openxmlformats.org/drawingml/2006/picture">
+                <pic:pic xmlns:pic="http://schemas.openxmlformats.org/drawingml/2006/picture">
+                  <pic:nvPicPr>
+                    <pic:cNvPr id="1515788054" name=""/>
+                    <pic:cNvPicPr/>
+                  </pic:nvPicPr>
+                  <pic:blipFill>
+                    <a:blip r:embed="rId4"/>
+                    <a:stretch>
+                      <a:fillRect/>
+                    </a:stretch>
+                  </pic:blipFill>
+                  <pic:spPr>
+                    <a:xfrm>
+                      <a:off x="0" y="0"/>
+                      <a:ext cx="1683031" cy="901092"/>
+                    </a:xfrm>
+                    <a:prstGeom prst="rect">
+                      <a:avLst/>
+                    </a:prstGeom>
+                  </pic:spPr>
+                </pic:pic>
+              </a:graphicData>
+            </a:graphic>
+          </wp:inline>
+        </w:drawing>
+      </w:r>
+    </w:p>
+    <w:p>
+      <w:r>
+        <w:rPr>
+          <w:rFonts w:hint="eastAsia"/>
+        </w:rPr>
+        <w:t>さっきのブラックボックスの中身を論理回路で作ろう</w:t>
+      </w:r>
+    </w:p>
+    <w:p>
+      <w:r>
+        <w:t>Moore</w:t>
+      </w:r>
+      <w:r>
+        <w:rPr>
+          <w:rFonts w:hint="eastAsia"/>
+        </w:rPr>
+        <w:t>マシン：出力は状態によって決まる</w:t>
+      </w:r>
+    </w:p>
+    <w:p>
+      <w:r>
+        <w:rPr>
+          <w:rFonts w:hint="eastAsia"/>
+        </w:rPr>
+        <w:t>状態：エンデ記述</w:t>
+      </w:r>
+    </w:p>
+    <w:p>
+      <w:r>
+        <w:rPr>
+          <w:rFonts w:hint="eastAsia"/>
+        </w:rPr>
+        <w:t>遷移</w:t>
+      </w:r>
+      <w:r>
+        <w:rPr>
+          <w:rFonts w:hint="eastAsia"/>
+        </w:rPr>
+        <w:t>：矢印で記述</w:t>
+      </w:r>
+    </w:p>
+    <w:p>
+      <w:r>
+        <w:rPr>
+          <w:rFonts w:hint="eastAsia"/>
+        </w:rPr>
+        <w:t>状態</w:t>
+      </w:r>
+      <w:r>
+        <w:rPr>
+          <w:rFonts w:hint="eastAsia"/>
+        </w:rPr>
+        <w:t>遷移</w:t>
+      </w:r>
+      <w:r>
+        <w:rPr>
+          <w:rFonts w:hint="eastAsia"/>
+        </w:rPr>
+        <w:t>表を作る</w:t>
+      </w:r>
+    </w:p>
+    <w:p>
+      <w:r>
+        <w:tab/>
+      </w:r>
+      <w:r>
+        <w:rPr>
+          <w:rFonts w:hint="eastAsia"/>
+        </w:rPr>
+        <w:t>絵で描いてあるのを表にしょう</w:t>
+      </w:r>
+    </w:p>
+    <w:p>
+      <w:r>
+        <w:tab/>
+      </w:r>
+      <w:r>
+        <w:rPr>
+          <w:rFonts w:hint="eastAsia"/>
+        </w:rPr>
+        <w:t>状態だけを考える</w:t>
+      </w:r>
+    </w:p>
+    <w:p>
+      <w:r>
+        <w:tab/>
+      </w:r>
+      <w:r>
+        <w:t>3.1</w:t>
+      </w:r>
+    </w:p>
+    <w:p>
+      <w:r>
+        <w:tab/>
+      </w:r>
+      <w:r>
+        <w:rPr>
+          <w:rFonts w:hint="eastAsia"/>
+        </w:rPr>
+        <w:t>回路にしたい</w:t>
+      </w:r>
+    </w:p>
+    <w:p>
+      <w:r>
+        <w:tab/>
+        <w:t>4</w:t>
+      </w:r>
+      <w:r>
+        <w:rPr>
+          <w:rFonts w:hint="eastAsia"/>
+        </w:rPr>
+        <w:t>つの状態を区別する</w:t>
+      </w:r>
+    </w:p>
+    <w:p>
+      <w:r>
+        <w:tab/>
+        <w:t>2bit</w:t>
+      </w:r>
+      <w:r>
+        <w:rPr>
+          <w:rFonts w:hint="eastAsia"/>
+        </w:rPr>
+        <w:t>で何とかん</w:t>
+      </w:r>
+      <w:proofErr w:type="spellStart"/>
+      <w:r>
+        <w:t>na</w:t>
+      </w:r>
+      <w:proofErr w:type="spellEnd"/>
+      <w:proofErr w:type="gramStart"/>
+      <w:r>
+        <w:rPr>
+          <w:rFonts w:hint="eastAsia"/>
+        </w:rPr>
+        <w:t>るよね</w:t>
+      </w:r>
+      <w:proofErr w:type="gramEnd"/>
+    </w:p>
+    <w:p/>
+    <w:p>
+      <w:r>
+        <w:lastRenderedPageBreak/>
+        <w:tab/>
+        <w:t>S0 =00</w:t>
+      </w:r>
+    </w:p>
+    <w:p>
+      <w:r>
+        <w:tab/>
+        <w:t>S1 =01</w:t>
+      </w:r>
+    </w:p>
+    <w:p>
+      <w:r>
+        <w:tab/>
+        <w:t>S2 =10</w:t>
+      </w:r>
+    </w:p>
+    <w:p>
+      <w:r>
+        <w:tab/>
+        <w:t>S3 =11</w:t>
+      </w:r>
+    </w:p>
+    <w:p>
+      <w:r>
+        <w:tab/>
+      </w:r>
+      <w:r>
+        <w:rPr>
+          <w:rFonts w:hint="eastAsia"/>
+        </w:rPr>
+        <w:t>出力が</w:t>
+      </w:r>
+      <w:r>
+        <w:t>2</w:t>
+      </w:r>
+      <w:r>
+        <w:rPr>
+          <w:rFonts w:hint="eastAsia"/>
+        </w:rPr>
+        <w:t>個ある真理値表になる</w:t>
+      </w:r>
+    </w:p>
+    <w:p>
+      <w:pPr>
+        <w:rPr>
+          <w:rFonts w:hint="eastAsia"/>
+        </w:rPr>
+      </w:pPr>
+    </w:p>
+    <w:p/>
+    <w:p>
+      <w:pPr>
+        <w:rPr>
+          <w:rFonts w:hint="eastAsia"/>
+        </w:rPr>
+      </w:pPr>
+    </w:p>
     <w:sectPr>
       <w:pgSz w:w="11906" w:h="16838"/>
       <w:pgMar w:top="1985" w:right="1701" w:bottom="1701" w:left="1701" w:header="851" w:footer="992" w:gutter="0"/>
